--- a/apps/web/__tests__/playwright/emulated/mail/fixtures/hostile.docx
+++ b/apps/web/__tests__/playwright/emulated/mail/fixtures/hostile.docx
@@ -15,6 +15,20 @@
       <w:hyperlink r:id="rId10">
         <w:r>
           <w:t>Open the portal</w:t>
+        </w:r>
+      </w:hyperlink>
+    </w:p>
+    <w:p>
+      <w:hyperlink r:id="rId14">
+        <w:r>
+          <w:t>Run the script</w:t>
+        </w:r>
+      </w:hyperlink>
+    </w:p>
+    <w:p>
+      <w:hyperlink w:anchor="closing">
+        <w:r>
+          <w:t>Jump to the end</w:t>
         </w:r>
       </w:hyperlink>
     </w:p>
@@ -76,11 +90,20 @@
         </w:drawing>
       </w:r>
     </w:p>
+    <w:p>
+      <w:r>
+        <w:pict>
+          <v:rect xmlns:v="urn:schemas-microsoft-com:vml" style="width:100pt;height:40pt;background:url(https://tracker.invalid/vml.png)" fillcolor="#eeeeee"/>
+        </w:pict>
+      </w:r>
+    </w:p>
     <w:altChunk r:id="rId12"/>
     <w:p>
+      <w:bookmarkStart w:id="0" w:name="closing"/>
       <w:r>
         <w:t>End of hostile document</w:t>
       </w:r>
+      <w:bookmarkEnd w:id="0"/>
     </w:p>
     <w:sectPr>
       <w:pgSz w:w="12240" w:h="15840"/>
